--- a/IRB/Attachment_B_Recruitment_Flyer.docx
+++ b/IRB/Attachment_B_Recruitment_Flyer.docx
@@ -170,7 +170,7 @@
         <w:spacing w:after="60" w:line="264" w:lineRule="auto"/>
       </w:pPr>
       <w:r>
-        <w:t>About 30-45 minutes total</w:t>
+        <w:t>About 45 to 60 minutes total</w:t>
       </w:r>
     </w:p>
     <w:p>
